--- a/Машина Тьюринга.docx
+++ b/Машина Тьюринга.docx
@@ -1729,8 +1729,68 @@
           <w:rFonts w:ascii="Times New Roman" w:hAnsi="Times New Roman" w:cs="Times New Roman"/>
           <w:sz w:val="28"/>
           <w:szCs w:val="28"/>
-        </w:rPr>
-      </w:pPr>
+          <w:lang w:val="en-US"/>
+        </w:rPr>
+      </w:pPr>
+      <w:r>
+        <w:rPr>
+          <w:rFonts w:ascii="Times New Roman" w:hAnsi="Times New Roman" w:cs="Times New Roman"/>
+          <w:sz w:val="28"/>
+          <w:szCs w:val="28"/>
+          <w:lang w:val="en-US"/>
+        </w:rPr>
+        <w:t>Github:</w:t>
+      </w:r>
+    </w:p>
+    <w:p>
+      <w:pPr>
+        <w:rPr>
+          <w:rFonts w:ascii="Times New Roman" w:hAnsi="Times New Roman" w:cs="Times New Roman"/>
+          <w:sz w:val="28"/>
+          <w:szCs w:val="28"/>
+          <w:lang w:val="en-US"/>
+        </w:rPr>
+      </w:pPr>
+      <w:r>
+        <w:rPr>
+          <w:noProof/>
+        </w:rPr>
+        <w:drawing>
+          <wp:inline distT="0" distB="0" distL="0" distR="0" wp14:anchorId="16152549" wp14:editId="74EB3901">
+            <wp:extent cx="5940425" cy="2310130"/>
+            <wp:effectExtent l="0" t="0" r="3175" b="0"/>
+            <wp:docPr id="3" name="Рисунок 3"/>
+            <wp:cNvGraphicFramePr>
+              <a:graphicFrameLocks xmlns:a="http://schemas.openxmlformats.org/drawingml/2006/main" noChangeAspect="1"/>
+            </wp:cNvGraphicFramePr>
+            <a:graphic xmlns:a="http://schemas.openxmlformats.org/drawingml/2006/main">
+              <a:graphicData uri="http://schemas.openxmlformats.org/drawingml/2006/picture">
+                <pic:pic xmlns:pic="http://schemas.openxmlformats.org/drawingml/2006/picture">
+                  <pic:nvPicPr>
+                    <pic:cNvPr id="1" name=""/>
+                    <pic:cNvPicPr/>
+                  </pic:nvPicPr>
+                  <pic:blipFill>
+                    <a:blip r:embed="rId17"/>
+                    <a:stretch>
+                      <a:fillRect/>
+                    </a:stretch>
+                  </pic:blipFill>
+                  <pic:spPr>
+                    <a:xfrm>
+                      <a:off x="0" y="0"/>
+                      <a:ext cx="5940425" cy="2310130"/>
+                    </a:xfrm>
+                    <a:prstGeom prst="rect">
+                      <a:avLst/>
+                    </a:prstGeom>
+                  </pic:spPr>
+                </pic:pic>
+              </a:graphicData>
+            </a:graphic>
+          </wp:inline>
+        </w:drawing>
+      </w:r>
     </w:p>
     <w:sectPr>
       <w:pgSz w:w="11906" w:h="16838"/>

--- a/Машина Тьюринга.docx
+++ b/Машина Тьюринга.docx
@@ -610,7 +610,25 @@
           <w:sz w:val="28"/>
           <w:szCs w:val="28"/>
         </w:rPr>
-        <w:t xml:space="preserve">Если самый старший разряд числа равен 9 и он должен увеличится на 1, </w:t>
+        <w:t xml:space="preserve">Если самый старший разряд числа равен </w:t>
+      </w:r>
+      <w:proofErr w:type="gramStart"/>
+      <w:r>
+        <w:rPr>
+          <w:rFonts w:ascii="Times New Roman" w:hAnsi="Times New Roman" w:cs="Times New Roman"/>
+          <w:sz w:val="28"/>
+          <w:szCs w:val="28"/>
+        </w:rPr>
+        <w:t>9</w:t>
+      </w:r>
+      <w:proofErr w:type="gramEnd"/>
+      <w:r>
+        <w:rPr>
+          <w:rFonts w:ascii="Times New Roman" w:hAnsi="Times New Roman" w:cs="Times New Roman"/>
+          <w:sz w:val="28"/>
+          <w:szCs w:val="28"/>
+        </w:rPr>
+        <w:t xml:space="preserve"> и он должен увеличится на 1, </w:t>
       </w:r>
       <w:r>
         <w:rPr>
@@ -787,209 +805,6 @@
             <wp:extent cx="1962150" cy="3419475"/>
             <wp:effectExtent l="0" t="0" r="0" b="9525"/>
             <wp:docPr id="1" name="Рисунок 1"/>
-            <wp:cNvGraphicFramePr>
-              <a:graphicFrameLocks xmlns:a="http://schemas.openxmlformats.org/drawingml/2006/main" noChangeAspect="1"/>
-            </wp:cNvGraphicFramePr>
-            <a:graphic xmlns:a="http://schemas.openxmlformats.org/drawingml/2006/main">
-              <a:graphicData uri="http://schemas.openxmlformats.org/drawingml/2006/picture">
-                <pic:pic xmlns:pic="http://schemas.openxmlformats.org/drawingml/2006/picture">
-                  <pic:nvPicPr>
-                    <pic:cNvPr id="1" name=""/>
-                    <pic:cNvPicPr/>
-                  </pic:nvPicPr>
-                  <pic:blipFill>
-                    <a:blip r:embed="rId5"/>
-                    <a:stretch>
-                      <a:fillRect/>
-                    </a:stretch>
-                  </pic:blipFill>
-                  <pic:spPr>
-                    <a:xfrm>
-                      <a:off x="0" y="0"/>
-                      <a:ext cx="1962150" cy="3419475"/>
-                    </a:xfrm>
-                    <a:prstGeom prst="rect">
-                      <a:avLst/>
-                    </a:prstGeom>
-                  </pic:spPr>
-                </pic:pic>
-              </a:graphicData>
-            </a:graphic>
-          </wp:inline>
-        </w:drawing>
-      </w:r>
-    </w:p>
-    <w:p>
-      <w:pPr>
-        <w:pStyle w:val="a3"/>
-        <w:numPr>
-          <w:ilvl w:val="0"/>
-          <w:numId w:val="1"/>
-        </w:numPr>
-        <w:rPr>
-          <w:rFonts w:ascii="Times New Roman" w:hAnsi="Times New Roman" w:cs="Times New Roman"/>
-          <w:b/>
-          <w:bCs/>
-          <w:sz w:val="28"/>
-          <w:szCs w:val="28"/>
-        </w:rPr>
-      </w:pPr>
-      <w:r>
-        <w:rPr>
-          <w:rFonts w:ascii="Times New Roman" w:hAnsi="Times New Roman" w:cs="Times New Roman"/>
-          <w:b/>
-          <w:bCs/>
-          <w:sz w:val="28"/>
-          <w:szCs w:val="28"/>
-        </w:rPr>
-        <w:lastRenderedPageBreak/>
-        <w:t>Пошаговое решение примера</w:t>
-      </w:r>
-      <w:r>
-        <w:rPr>
-          <w:rFonts w:ascii="Times New Roman" w:hAnsi="Times New Roman" w:cs="Times New Roman"/>
-          <w:b/>
-          <w:bCs/>
-          <w:sz w:val="28"/>
-          <w:szCs w:val="28"/>
-          <w:lang w:val="en-US"/>
-        </w:rPr>
-        <w:t>:</w:t>
-      </w:r>
-    </w:p>
-    <w:p>
-      <w:pPr>
-        <w:pStyle w:val="a3"/>
-        <w:numPr>
-          <w:ilvl w:val="0"/>
-          <w:numId w:val="3"/>
-        </w:numPr>
-        <w:rPr>
-          <w:rFonts w:ascii="Times New Roman" w:hAnsi="Times New Roman" w:cs="Times New Roman"/>
-          <w:sz w:val="28"/>
-          <w:szCs w:val="28"/>
-          <w:lang w:val="en-US"/>
-        </w:rPr>
-      </w:pPr>
-      <w:r>
-        <w:rPr>
-          <w:rFonts w:ascii="Times New Roman" w:hAnsi="Times New Roman" w:cs="Times New Roman"/>
-          <w:sz w:val="28"/>
-          <w:szCs w:val="28"/>
-        </w:rPr>
-        <w:t>Пусть дано число</w:t>
-      </w:r>
-      <w:r>
-        <w:rPr>
-          <w:rFonts w:ascii="Times New Roman" w:hAnsi="Times New Roman" w:cs="Times New Roman"/>
-          <w:sz w:val="28"/>
-          <w:szCs w:val="28"/>
-          <w:lang w:val="en-US"/>
-        </w:rPr>
-        <w:t xml:space="preserve">: </w:t>
-      </w:r>
-    </w:p>
-    <w:p>
-      <w:pPr>
-        <w:pStyle w:val="a3"/>
-        <w:ind w:left="1080"/>
-        <w:rPr>
-          <w:rFonts w:ascii="Times New Roman" w:hAnsi="Times New Roman" w:cs="Times New Roman"/>
-          <w:sz w:val="28"/>
-          <w:szCs w:val="28"/>
-          <w:lang w:val="en-US"/>
-        </w:rPr>
-      </w:pPr>
-      <w:r>
-        <w:rPr>
-          <w:noProof/>
-        </w:rPr>
-        <w:drawing>
-          <wp:inline distT="0" distB="0" distL="0" distR="0" wp14:anchorId="3C2C2D7E" wp14:editId="05DA10B8">
-            <wp:extent cx="1295400" cy="809625"/>
-            <wp:effectExtent l="0" t="0" r="0" b="9525"/>
-            <wp:docPr id="9" name="Рисунок 9"/>
-            <wp:cNvGraphicFramePr>
-              <a:graphicFrameLocks xmlns:a="http://schemas.openxmlformats.org/drawingml/2006/main" noChangeAspect="1"/>
-            </wp:cNvGraphicFramePr>
-            <a:graphic xmlns:a="http://schemas.openxmlformats.org/drawingml/2006/main">
-              <a:graphicData uri="http://schemas.openxmlformats.org/drawingml/2006/picture">
-                <pic:pic xmlns:pic="http://schemas.openxmlformats.org/drawingml/2006/picture">
-                  <pic:nvPicPr>
-                    <pic:cNvPr id="1" name=""/>
-                    <pic:cNvPicPr/>
-                  </pic:nvPicPr>
-                  <pic:blipFill>
-                    <a:blip r:embed="rId6"/>
-                    <a:stretch>
-                      <a:fillRect/>
-                    </a:stretch>
-                  </pic:blipFill>
-                  <pic:spPr>
-                    <a:xfrm>
-                      <a:off x="0" y="0"/>
-                      <a:ext cx="1295400" cy="809625"/>
-                    </a:xfrm>
-                    <a:prstGeom prst="rect">
-                      <a:avLst/>
-                    </a:prstGeom>
-                  </pic:spPr>
-                </pic:pic>
-              </a:graphicData>
-            </a:graphic>
-          </wp:inline>
-        </w:drawing>
-      </w:r>
-    </w:p>
-    <w:p>
-      <w:pPr>
-        <w:pStyle w:val="a3"/>
-        <w:numPr>
-          <w:ilvl w:val="0"/>
-          <w:numId w:val="3"/>
-        </w:numPr>
-        <w:rPr>
-          <w:rFonts w:ascii="Times New Roman" w:hAnsi="Times New Roman" w:cs="Times New Roman"/>
-          <w:sz w:val="28"/>
-          <w:szCs w:val="28"/>
-        </w:rPr>
-      </w:pPr>
-      <w:r>
-        <w:rPr>
-          <w:rFonts w:ascii="Times New Roman" w:hAnsi="Times New Roman" w:cs="Times New Roman"/>
-          <w:sz w:val="28"/>
-          <w:szCs w:val="28"/>
-        </w:rPr>
-        <w:t>Если к исходному числу прибавить 9, то получится 4000, младший разряд = 0, значит 1 меняется на 0 и голова сдвигается влево на 1 ячейку</w:t>
-      </w:r>
-      <w:r>
-        <w:rPr>
-          <w:rFonts w:ascii="Times New Roman" w:hAnsi="Times New Roman" w:cs="Times New Roman"/>
-          <w:sz w:val="28"/>
-          <w:szCs w:val="28"/>
-        </w:rPr>
-        <w:t>:</w:t>
-      </w:r>
-    </w:p>
-    <w:p>
-      <w:pPr>
-        <w:pStyle w:val="a3"/>
-        <w:ind w:left="1080"/>
-        <w:rPr>
-          <w:rFonts w:ascii="Times New Roman" w:hAnsi="Times New Roman" w:cs="Times New Roman"/>
-          <w:sz w:val="28"/>
-          <w:szCs w:val="28"/>
-        </w:rPr>
-      </w:pPr>
-      <w:r>
-        <w:rPr>
-          <w:noProof/>
-        </w:rPr>
-        <w:drawing>
-          <wp:inline distT="0" distB="0" distL="0" distR="0" wp14:anchorId="6B48231C" wp14:editId="4977DF8F">
-            <wp:extent cx="1247775" cy="876300"/>
-            <wp:effectExtent l="0" t="0" r="9525" b="0"/>
-            <wp:docPr id="10" name="Рисунок 10"/>
             <wp:cNvGraphicFramePr>
               <a:graphicFrameLocks xmlns:a="http://schemas.openxmlformats.org/drawingml/2006/main" noChangeAspect="1"/>
             </wp:cNvGraphicFramePr>
@@ -1009,7 +824,7 @@
                   <pic:spPr>
                     <a:xfrm>
                       <a:off x="0" y="0"/>
-                      <a:ext cx="1247775" cy="876300"/>
+                      <a:ext cx="1962150" cy="3419475"/>
                     </a:xfrm>
                     <a:prstGeom prst="rect">
                       <a:avLst/>
@@ -1027,29 +842,69 @@
         <w:pStyle w:val="a3"/>
         <w:numPr>
           <w:ilvl w:val="0"/>
+          <w:numId w:val="1"/>
+        </w:numPr>
+        <w:rPr>
+          <w:rFonts w:ascii="Times New Roman" w:hAnsi="Times New Roman" w:cs="Times New Roman"/>
+          <w:b/>
+          <w:bCs/>
+          <w:sz w:val="28"/>
+          <w:szCs w:val="28"/>
+        </w:rPr>
+      </w:pPr>
+      <w:r>
+        <w:rPr>
+          <w:rFonts w:ascii="Times New Roman" w:hAnsi="Times New Roman" w:cs="Times New Roman"/>
+          <w:b/>
+          <w:bCs/>
+          <w:sz w:val="28"/>
+          <w:szCs w:val="28"/>
+        </w:rPr>
+        <w:lastRenderedPageBreak/>
+        <w:t>Пошаговое решение примера</w:t>
+      </w:r>
+      <w:r>
+        <w:rPr>
+          <w:rFonts w:ascii="Times New Roman" w:hAnsi="Times New Roman" w:cs="Times New Roman"/>
+          <w:b/>
+          <w:bCs/>
+          <w:sz w:val="28"/>
+          <w:szCs w:val="28"/>
+          <w:lang w:val="en-US"/>
+        </w:rPr>
+        <w:t>:</w:t>
+      </w:r>
+    </w:p>
+    <w:p>
+      <w:pPr>
+        <w:pStyle w:val="a3"/>
+        <w:numPr>
+          <w:ilvl w:val="0"/>
           <w:numId w:val="3"/>
         </w:numPr>
         <w:rPr>
           <w:rFonts w:ascii="Times New Roman" w:hAnsi="Times New Roman" w:cs="Times New Roman"/>
           <w:sz w:val="28"/>
           <w:szCs w:val="28"/>
-        </w:rPr>
-      </w:pPr>
-      <w:r>
-        <w:rPr>
-          <w:rFonts w:ascii="Times New Roman" w:hAnsi="Times New Roman" w:cs="Times New Roman"/>
-          <w:sz w:val="28"/>
-          <w:szCs w:val="28"/>
-        </w:rPr>
-        <w:t>Следующий разряд числа – 9, если к нему прибавить 1, то получится 10, значит 9 заменяется на 0 и голова сдвигается влево на 1 ячейку</w:t>
-      </w:r>
-      <w:r>
-        <w:rPr>
-          <w:rFonts w:ascii="Times New Roman" w:hAnsi="Times New Roman" w:cs="Times New Roman"/>
-          <w:sz w:val="28"/>
-          <w:szCs w:val="28"/>
-        </w:rPr>
-        <w:t>:</w:t>
+          <w:lang w:val="en-US"/>
+        </w:rPr>
+      </w:pPr>
+      <w:r>
+        <w:rPr>
+          <w:rFonts w:ascii="Times New Roman" w:hAnsi="Times New Roman" w:cs="Times New Roman"/>
+          <w:sz w:val="28"/>
+          <w:szCs w:val="28"/>
+        </w:rPr>
+        <w:t>Пусть дано число</w:t>
+      </w:r>
+      <w:r>
+        <w:rPr>
+          <w:rFonts w:ascii="Times New Roman" w:hAnsi="Times New Roman" w:cs="Times New Roman"/>
+          <w:sz w:val="28"/>
+          <w:szCs w:val="28"/>
+          <w:lang w:val="en-US"/>
+        </w:rPr>
+        <w:t xml:space="preserve">: </w:t>
       </w:r>
     </w:p>
     <w:p>
@@ -1060,6 +915,7 @@
           <w:rFonts w:ascii="Times New Roman" w:hAnsi="Times New Roman" w:cs="Times New Roman"/>
           <w:sz w:val="28"/>
           <w:szCs w:val="28"/>
+          <w:lang w:val="en-US"/>
         </w:rPr>
       </w:pPr>
       <w:r>
@@ -1067,10 +923,10 @@
           <w:noProof/>
         </w:rPr>
         <w:drawing>
-          <wp:inline distT="0" distB="0" distL="0" distR="0" wp14:anchorId="21093735" wp14:editId="7997B1DC">
-            <wp:extent cx="1419225" cy="819150"/>
-            <wp:effectExtent l="0" t="0" r="9525" b="0"/>
-            <wp:docPr id="11" name="Рисунок 11"/>
+          <wp:inline distT="0" distB="0" distL="0" distR="0" wp14:anchorId="3C2C2D7E" wp14:editId="05DA10B8">
+            <wp:extent cx="1295400" cy="809625"/>
+            <wp:effectExtent l="0" t="0" r="0" b="9525"/>
+            <wp:docPr id="9" name="Рисунок 9"/>
             <wp:cNvGraphicFramePr>
               <a:graphicFrameLocks xmlns:a="http://schemas.openxmlformats.org/drawingml/2006/main" noChangeAspect="1"/>
             </wp:cNvGraphicFramePr>
@@ -1090,7 +946,7 @@
                   <pic:spPr>
                     <a:xfrm>
                       <a:off x="0" y="0"/>
-                      <a:ext cx="1419225" cy="819150"/>
+                      <a:ext cx="1295400" cy="809625"/>
                     </a:xfrm>
                     <a:prstGeom prst="rect">
                       <a:avLst/>
@@ -1122,7 +978,7 @@
           <w:sz w:val="28"/>
           <w:szCs w:val="28"/>
         </w:rPr>
-        <w:t>Следующий разряд также равен 9, значит с ним произойдет тоже самое, так как 1 перешла из прошлого разряда</w:t>
+        <w:t>Если к исходному числу прибавить 9, то получится 4000, младший разряд = 0, значит 1 меняется на 0 и голова сдвигается влево на 1 ячейку</w:t>
       </w:r>
       <w:r>
         <w:rPr>
@@ -1148,10 +1004,10 @@
           <w:noProof/>
         </w:rPr>
         <w:drawing>
-          <wp:inline distT="0" distB="0" distL="0" distR="0" wp14:anchorId="16B308AE" wp14:editId="6D60B760">
-            <wp:extent cx="1390650" cy="781050"/>
-            <wp:effectExtent l="0" t="0" r="0" b="0"/>
-            <wp:docPr id="12" name="Рисунок 12"/>
+          <wp:inline distT="0" distB="0" distL="0" distR="0" wp14:anchorId="6B48231C" wp14:editId="4977DF8F">
+            <wp:extent cx="1247775" cy="876300"/>
+            <wp:effectExtent l="0" t="0" r="9525" b="0"/>
+            <wp:docPr id="10" name="Рисунок 10"/>
             <wp:cNvGraphicFramePr>
               <a:graphicFrameLocks xmlns:a="http://schemas.openxmlformats.org/drawingml/2006/main" noChangeAspect="1"/>
             </wp:cNvGraphicFramePr>
@@ -1171,7 +1027,7 @@
                   <pic:spPr>
                     <a:xfrm>
                       <a:off x="0" y="0"/>
-                      <a:ext cx="1390650" cy="781050"/>
+                      <a:ext cx="1247775" cy="876300"/>
                     </a:xfrm>
                     <a:prstGeom prst="rect">
                       <a:avLst/>
@@ -1203,7 +1059,7 @@
           <w:sz w:val="28"/>
           <w:szCs w:val="28"/>
         </w:rPr>
-        <w:t>По этой же причине 3 увеличится на 1, и программа остановится, так как дальше будут пустые ячейки</w:t>
+        <w:t>Следующий разряд числа – 9, если к нему прибавить 1, то получится 10, значит 9 заменяется на 0 и голова сдвигается влево на 1 ячейку</w:t>
       </w:r>
       <w:r>
         <w:rPr>
@@ -1229,10 +1085,10 @@
           <w:noProof/>
         </w:rPr>
         <w:drawing>
-          <wp:inline distT="0" distB="0" distL="0" distR="0" wp14:anchorId="5EF9F513" wp14:editId="363BB5EA">
-            <wp:extent cx="3486150" cy="2552700"/>
-            <wp:effectExtent l="0" t="0" r="0" b="0"/>
-            <wp:docPr id="13" name="Рисунок 13"/>
+          <wp:inline distT="0" distB="0" distL="0" distR="0" wp14:anchorId="21093735" wp14:editId="7997B1DC">
+            <wp:extent cx="1419225" cy="819150"/>
+            <wp:effectExtent l="0" t="0" r="9525" b="0"/>
+            <wp:docPr id="11" name="Рисунок 11"/>
             <wp:cNvGraphicFramePr>
               <a:graphicFrameLocks xmlns:a="http://schemas.openxmlformats.org/drawingml/2006/main" noChangeAspect="1"/>
             </wp:cNvGraphicFramePr>
@@ -1252,7 +1108,7 @@
                   <pic:spPr>
                     <a:xfrm>
                       <a:off x="0" y="0"/>
-                      <a:ext cx="3486150" cy="2552700"/>
+                      <a:ext cx="1419225" cy="819150"/>
                     </a:xfrm>
                     <a:prstGeom prst="rect">
                       <a:avLst/>
@@ -1284,90 +1140,36 @@
           <w:sz w:val="28"/>
           <w:szCs w:val="28"/>
         </w:rPr>
-        <w:t>И итоговое число – 4000.</w:t>
+        <w:t>Следующий разряд также равен 9, значит с ним произойдет тоже самое, так как 1 перешла из прошлого разряда</w:t>
+      </w:r>
+      <w:r>
+        <w:rPr>
+          <w:rFonts w:ascii="Times New Roman" w:hAnsi="Times New Roman" w:cs="Times New Roman"/>
+          <w:sz w:val="28"/>
+          <w:szCs w:val="28"/>
+        </w:rPr>
+        <w:t>:</w:t>
       </w:r>
     </w:p>
     <w:p>
       <w:pPr>
         <w:pStyle w:val="a3"/>
-        <w:numPr>
-          <w:ilvl w:val="0"/>
-          <w:numId w:val="1"/>
-        </w:numPr>
-        <w:rPr>
-          <w:rFonts w:ascii="Times New Roman" w:hAnsi="Times New Roman" w:cs="Times New Roman"/>
-          <w:b/>
-          <w:bCs/>
-          <w:sz w:val="28"/>
-          <w:szCs w:val="28"/>
-        </w:rPr>
-      </w:pPr>
-      <w:r>
-        <w:rPr>
-          <w:rFonts w:ascii="Times New Roman" w:hAnsi="Times New Roman" w:cs="Times New Roman"/>
-          <w:b/>
-          <w:bCs/>
-          <w:sz w:val="28"/>
-          <w:szCs w:val="28"/>
-        </w:rPr>
-        <w:t>Примеры решения задачи</w:t>
-      </w:r>
-      <w:r>
-        <w:rPr>
-          <w:rFonts w:ascii="Times New Roman" w:hAnsi="Times New Roman" w:cs="Times New Roman"/>
-          <w:b/>
-          <w:bCs/>
-          <w:sz w:val="28"/>
-          <w:szCs w:val="28"/>
-          <w:lang w:val="en-US"/>
-        </w:rPr>
-        <w:t xml:space="preserve">: </w:t>
-      </w:r>
-    </w:p>
-    <w:p>
-      <w:pPr>
-        <w:ind w:left="360"/>
-        <w:rPr>
-          <w:rFonts w:ascii="Times New Roman" w:hAnsi="Times New Roman" w:cs="Times New Roman"/>
-          <w:sz w:val="28"/>
-          <w:szCs w:val="28"/>
-        </w:rPr>
-      </w:pPr>
-      <w:r>
-        <w:rPr>
-          <w:rFonts w:ascii="Times New Roman" w:hAnsi="Times New Roman" w:cs="Times New Roman"/>
-          <w:sz w:val="28"/>
-          <w:szCs w:val="28"/>
-        </w:rPr>
-        <w:lastRenderedPageBreak/>
-        <w:t>Было</w:t>
-      </w:r>
-      <w:r>
-        <w:rPr>
-          <w:rFonts w:ascii="Times New Roman" w:hAnsi="Times New Roman" w:cs="Times New Roman"/>
-          <w:sz w:val="28"/>
-          <w:szCs w:val="28"/>
-          <w:lang w:val="en-US"/>
-        </w:rPr>
-        <w:t>:</w:t>
-      </w:r>
-      <w:r>
-        <w:rPr>
-          <w:rFonts w:ascii="Times New Roman" w:hAnsi="Times New Roman" w:cs="Times New Roman"/>
-          <w:sz w:val="28"/>
-          <w:szCs w:val="28"/>
-        </w:rPr>
-        <w:t xml:space="preserve"> </w:t>
-      </w:r>
+        <w:ind w:left="1080"/>
+        <w:rPr>
+          <w:rFonts w:ascii="Times New Roman" w:hAnsi="Times New Roman" w:cs="Times New Roman"/>
+          <w:sz w:val="28"/>
+          <w:szCs w:val="28"/>
+        </w:rPr>
+      </w:pPr>
       <w:r>
         <w:rPr>
           <w:noProof/>
         </w:rPr>
         <w:drawing>
-          <wp:inline distT="0" distB="0" distL="0" distR="0" wp14:anchorId="08A3BB80" wp14:editId="0C5CE210">
-            <wp:extent cx="1990725" cy="1047750"/>
-            <wp:effectExtent l="0" t="0" r="9525" b="0"/>
-            <wp:docPr id="2" name="Рисунок 2"/>
+          <wp:inline distT="0" distB="0" distL="0" distR="0" wp14:anchorId="16B308AE" wp14:editId="6D60B760">
+            <wp:extent cx="1390650" cy="781050"/>
+            <wp:effectExtent l="0" t="0" r="0" b="0"/>
+            <wp:docPr id="12" name="Рисунок 12"/>
             <wp:cNvGraphicFramePr>
               <a:graphicFrameLocks xmlns:a="http://schemas.openxmlformats.org/drawingml/2006/main" noChangeAspect="1"/>
             </wp:cNvGraphicFramePr>
@@ -1387,7 +1189,7 @@
                   <pic:spPr>
                     <a:xfrm>
                       <a:off x="0" y="0"/>
-                      <a:ext cx="1990725" cy="1047750"/>
+                      <a:ext cx="1390650" cy="781050"/>
                     </a:xfrm>
                     <a:prstGeom prst="rect">
                       <a:avLst/>
@@ -1399,40 +1201,56 @@
           </wp:inline>
         </w:drawing>
       </w:r>
-      <w:r>
-        <w:rPr>
-          <w:rFonts w:ascii="Times New Roman" w:hAnsi="Times New Roman" w:cs="Times New Roman"/>
-          <w:sz w:val="28"/>
-          <w:szCs w:val="28"/>
-        </w:rPr>
-        <w:t xml:space="preserve">  Стало</w:t>
-      </w:r>
-      <w:r>
-        <w:rPr>
-          <w:rFonts w:ascii="Times New Roman" w:hAnsi="Times New Roman" w:cs="Times New Roman"/>
-          <w:sz w:val="28"/>
-          <w:szCs w:val="28"/>
-          <w:lang w:val="en-US"/>
+    </w:p>
+    <w:p>
+      <w:pPr>
+        <w:pStyle w:val="a3"/>
+        <w:numPr>
+          <w:ilvl w:val="0"/>
+          <w:numId w:val="3"/>
+        </w:numPr>
+        <w:rPr>
+          <w:rFonts w:ascii="Times New Roman" w:hAnsi="Times New Roman" w:cs="Times New Roman"/>
+          <w:sz w:val="28"/>
+          <w:szCs w:val="28"/>
+        </w:rPr>
+      </w:pPr>
+      <w:r>
+        <w:rPr>
+          <w:rFonts w:ascii="Times New Roman" w:hAnsi="Times New Roman" w:cs="Times New Roman"/>
+          <w:sz w:val="28"/>
+          <w:szCs w:val="28"/>
+        </w:rPr>
+        <w:t>По этой же причине 3 увеличится на 1, и программа остановится, так как дальше будут пустые ячейки</w:t>
+      </w:r>
+      <w:r>
+        <w:rPr>
+          <w:rFonts w:ascii="Times New Roman" w:hAnsi="Times New Roman" w:cs="Times New Roman"/>
+          <w:sz w:val="28"/>
+          <w:szCs w:val="28"/>
         </w:rPr>
         <w:t>:</w:t>
       </w:r>
-      <w:r>
-        <w:rPr>
-          <w:rFonts w:ascii="Times New Roman" w:hAnsi="Times New Roman" w:cs="Times New Roman"/>
-          <w:sz w:val="28"/>
-          <w:szCs w:val="28"/>
-        </w:rPr>
-        <w:t xml:space="preserve"> </w:t>
-      </w:r>
+    </w:p>
+    <w:p>
+      <w:pPr>
+        <w:pStyle w:val="a3"/>
+        <w:ind w:left="1080"/>
+        <w:rPr>
+          <w:rFonts w:ascii="Times New Roman" w:hAnsi="Times New Roman" w:cs="Times New Roman"/>
+          <w:sz w:val="28"/>
+          <w:szCs w:val="28"/>
+        </w:rPr>
+      </w:pPr>
       <w:r>
         <w:rPr>
           <w:noProof/>
         </w:rPr>
         <w:drawing>
-          <wp:inline distT="0" distB="0" distL="0" distR="0" wp14:anchorId="7EAF62D8" wp14:editId="2C4D79D7">
-            <wp:extent cx="1465359" cy="980206"/>
-            <wp:effectExtent l="0" t="0" r="1905" b="0"/>
-            <wp:docPr id="4" name="Рисунок 4"/>
+          <wp:inline distT="0" distB="0" distL="0" distR="0" wp14:anchorId="5EF9F513" wp14:editId="363BB5EA">
+            <wp:extent cx="3486150" cy="2552700"/>
+            <wp:effectExtent l="0" t="0" r="0" b="0"/>
+            <wp:docPr id="13" name="Рисунок 13"/>
             <wp:cNvGraphicFramePr>
               <a:graphicFrameLocks xmlns:a="http://schemas.openxmlformats.org/drawingml/2006/main" noChangeAspect="1"/>
             </wp:cNvGraphicFramePr>
@@ -1452,7 +1270,7 @@
                   <pic:spPr>
                     <a:xfrm>
                       <a:off x="0" y="0"/>
-                      <a:ext cx="1465359" cy="980206"/>
+                      <a:ext cx="3486150" cy="2552700"/>
                     </a:xfrm>
                     <a:prstGeom prst="rect">
                       <a:avLst/>
@@ -1467,40 +1285,107 @@
     </w:p>
     <w:p>
       <w:pPr>
+        <w:pStyle w:val="a3"/>
+        <w:numPr>
+          <w:ilvl w:val="0"/>
+          <w:numId w:val="3"/>
+        </w:numPr>
+        <w:rPr>
+          <w:rFonts w:ascii="Times New Roman" w:hAnsi="Times New Roman" w:cs="Times New Roman"/>
+          <w:sz w:val="28"/>
+          <w:szCs w:val="28"/>
+        </w:rPr>
+      </w:pPr>
+      <w:r>
+        <w:rPr>
+          <w:rFonts w:ascii="Times New Roman" w:hAnsi="Times New Roman" w:cs="Times New Roman"/>
+          <w:sz w:val="28"/>
+          <w:szCs w:val="28"/>
+        </w:rPr>
+        <w:t>И итоговое число – 4000.</w:t>
+      </w:r>
+    </w:p>
+    <w:p>
+      <w:pPr>
+        <w:pStyle w:val="a3"/>
+        <w:numPr>
+          <w:ilvl w:val="0"/>
+          <w:numId w:val="1"/>
+        </w:numPr>
+        <w:rPr>
+          <w:rFonts w:ascii="Times New Roman" w:hAnsi="Times New Roman" w:cs="Times New Roman"/>
+          <w:b/>
+          <w:bCs/>
+          <w:sz w:val="28"/>
+          <w:szCs w:val="28"/>
+        </w:rPr>
+      </w:pPr>
+      <w:r>
+        <w:rPr>
+          <w:rFonts w:ascii="Times New Roman" w:hAnsi="Times New Roman" w:cs="Times New Roman"/>
+          <w:b/>
+          <w:bCs/>
+          <w:sz w:val="28"/>
+          <w:szCs w:val="28"/>
+        </w:rPr>
+        <w:t>Примеры решения задачи</w:t>
+      </w:r>
+      <w:r>
+        <w:rPr>
+          <w:rFonts w:ascii="Times New Roman" w:hAnsi="Times New Roman" w:cs="Times New Roman"/>
+          <w:b/>
+          <w:bCs/>
+          <w:sz w:val="28"/>
+          <w:szCs w:val="28"/>
+          <w:lang w:val="en-US"/>
+        </w:rPr>
+        <w:t xml:space="preserve">: </w:t>
+      </w:r>
+    </w:p>
+    <w:p>
+      <w:pPr>
         <w:ind w:left="360"/>
         <w:rPr>
           <w:rFonts w:ascii="Times New Roman" w:hAnsi="Times New Roman" w:cs="Times New Roman"/>
           <w:sz w:val="28"/>
           <w:szCs w:val="28"/>
+        </w:rPr>
+      </w:pPr>
+      <w:r>
+        <w:rPr>
+          <w:rFonts w:ascii="Times New Roman" w:hAnsi="Times New Roman" w:cs="Times New Roman"/>
+          <w:sz w:val="28"/>
+          <w:szCs w:val="28"/>
+        </w:rPr>
+        <w:lastRenderedPageBreak/>
+        <w:t>Было</w:t>
+      </w:r>
+      <w:r>
+        <w:rPr>
+          <w:rFonts w:ascii="Times New Roman" w:hAnsi="Times New Roman" w:cs="Times New Roman"/>
+          <w:sz w:val="28"/>
+          <w:szCs w:val="28"/>
           <w:lang w:val="en-US"/>
         </w:rPr>
-      </w:pPr>
-      <w:r>
-        <w:rPr>
-          <w:rFonts w:ascii="Times New Roman" w:hAnsi="Times New Roman" w:cs="Times New Roman"/>
-          <w:sz w:val="28"/>
-          <w:szCs w:val="28"/>
-        </w:rPr>
-        <w:t>Было</w:t>
-      </w:r>
-      <w:r>
-        <w:rPr>
-          <w:rFonts w:ascii="Times New Roman" w:hAnsi="Times New Roman" w:cs="Times New Roman"/>
-          <w:sz w:val="28"/>
-          <w:szCs w:val="28"/>
-          <w:lang w:val="en-US"/>
-        </w:rPr>
-        <w:t xml:space="preserve">: </w:t>
+        <w:t>:</w:t>
+      </w:r>
+      <w:r>
+        <w:rPr>
+          <w:rFonts w:ascii="Times New Roman" w:hAnsi="Times New Roman" w:cs="Times New Roman"/>
+          <w:sz w:val="28"/>
+          <w:szCs w:val="28"/>
+        </w:rPr>
+        <w:t xml:space="preserve"> </w:t>
       </w:r>
       <w:r>
         <w:rPr>
           <w:noProof/>
         </w:rPr>
         <w:drawing>
-          <wp:inline distT="0" distB="0" distL="0" distR="0" wp14:anchorId="5B27E959" wp14:editId="252FD4E0">
-            <wp:extent cx="914400" cy="847725"/>
-            <wp:effectExtent l="0" t="0" r="0" b="9525"/>
-            <wp:docPr id="5" name="Рисунок 5"/>
+          <wp:inline distT="0" distB="0" distL="0" distR="0" wp14:anchorId="08A3BB80" wp14:editId="0C5CE210">
+            <wp:extent cx="1990725" cy="1047750"/>
+            <wp:effectExtent l="0" t="0" r="9525" b="0"/>
+            <wp:docPr id="2" name="Рисунок 2"/>
             <wp:cNvGraphicFramePr>
               <a:graphicFrameLocks xmlns:a="http://schemas.openxmlformats.org/drawingml/2006/main" noChangeAspect="1"/>
             </wp:cNvGraphicFramePr>
@@ -1520,7 +1405,7 @@
                   <pic:spPr>
                     <a:xfrm>
                       <a:off x="0" y="0"/>
-                      <a:ext cx="914400" cy="847725"/>
+                      <a:ext cx="1990725" cy="1047750"/>
                     </a:xfrm>
                     <a:prstGeom prst="rect">
                       <a:avLst/>
@@ -1538,7 +1423,7 @@
           <w:sz w:val="28"/>
           <w:szCs w:val="28"/>
         </w:rPr>
-        <w:t xml:space="preserve"> Стало</w:t>
+        <w:t xml:space="preserve">  Стало</w:t>
       </w:r>
       <w:r>
         <w:rPr>
@@ -1547,17 +1432,25 @@
           <w:szCs w:val="28"/>
           <w:lang w:val="en-US"/>
         </w:rPr>
-        <w:t xml:space="preserve">: </w:t>
+        <w:t>:</w:t>
+      </w:r>
+      <w:r>
+        <w:rPr>
+          <w:rFonts w:ascii="Times New Roman" w:hAnsi="Times New Roman" w:cs="Times New Roman"/>
+          <w:sz w:val="28"/>
+          <w:szCs w:val="28"/>
+        </w:rPr>
+        <w:t xml:space="preserve"> </w:t>
       </w:r>
       <w:r>
         <w:rPr>
           <w:noProof/>
         </w:rPr>
         <w:drawing>
-          <wp:inline distT="0" distB="0" distL="0" distR="0" wp14:anchorId="42FA5ED8" wp14:editId="1A1564D4">
-            <wp:extent cx="1057275" cy="800100"/>
-            <wp:effectExtent l="0" t="0" r="9525" b="0"/>
-            <wp:docPr id="6" name="Рисунок 6"/>
+          <wp:inline distT="0" distB="0" distL="0" distR="0" wp14:anchorId="7EAF62D8" wp14:editId="2C4D79D7">
+            <wp:extent cx="1465359" cy="980206"/>
+            <wp:effectExtent l="0" t="0" r="1905" b="0"/>
+            <wp:docPr id="4" name="Рисунок 4"/>
             <wp:cNvGraphicFramePr>
               <a:graphicFrameLocks xmlns:a="http://schemas.openxmlformats.org/drawingml/2006/main" noChangeAspect="1"/>
             </wp:cNvGraphicFramePr>
@@ -1577,7 +1470,7 @@
                   <pic:spPr>
                     <a:xfrm>
                       <a:off x="0" y="0"/>
-                      <a:ext cx="1057275" cy="800100"/>
+                      <a:ext cx="1465359" cy="980206"/>
                     </a:xfrm>
                     <a:prstGeom prst="rect">
                       <a:avLst/>
@@ -1597,6 +1490,7 @@
           <w:rFonts w:ascii="Times New Roman" w:hAnsi="Times New Roman" w:cs="Times New Roman"/>
           <w:sz w:val="28"/>
           <w:szCs w:val="28"/>
+          <w:lang w:val="en-US"/>
         </w:rPr>
       </w:pPr>
       <w:r>
@@ -1621,10 +1515,10 @@
           <w:noProof/>
         </w:rPr>
         <w:drawing>
-          <wp:inline distT="0" distB="0" distL="0" distR="0" wp14:anchorId="55CA0FCF" wp14:editId="43CD642C">
-            <wp:extent cx="2047875" cy="800100"/>
-            <wp:effectExtent l="0" t="0" r="9525" b="0"/>
-            <wp:docPr id="7" name="Рисунок 7"/>
+          <wp:inline distT="0" distB="0" distL="0" distR="0" wp14:anchorId="5B27E959" wp14:editId="252FD4E0">
+            <wp:extent cx="914400" cy="847725"/>
+            <wp:effectExtent l="0" t="0" r="0" b="9525"/>
+            <wp:docPr id="5" name="Рисунок 5"/>
             <wp:cNvGraphicFramePr>
               <a:graphicFrameLocks xmlns:a="http://schemas.openxmlformats.org/drawingml/2006/main" noChangeAspect="1"/>
             </wp:cNvGraphicFramePr>
@@ -1644,7 +1538,7 @@
                   <pic:spPr>
                     <a:xfrm>
                       <a:off x="0" y="0"/>
-                      <a:ext cx="2047875" cy="800100"/>
+                      <a:ext cx="914400" cy="847725"/>
                     </a:xfrm>
                     <a:prstGeom prst="rect">
                       <a:avLst/>
@@ -1661,25 +1555,16 @@
           <w:rFonts w:ascii="Times New Roman" w:hAnsi="Times New Roman" w:cs="Times New Roman"/>
           <w:sz w:val="28"/>
           <w:szCs w:val="28"/>
+        </w:rPr>
+        <w:t xml:space="preserve"> Стало</w:t>
+      </w:r>
+      <w:r>
+        <w:rPr>
+          <w:rFonts w:ascii="Times New Roman" w:hAnsi="Times New Roman" w:cs="Times New Roman"/>
+          <w:sz w:val="28"/>
+          <w:szCs w:val="28"/>
           <w:lang w:val="en-US"/>
         </w:rPr>
-        <w:t xml:space="preserve"> </w:t>
-      </w:r>
-      <w:r>
-        <w:rPr>
-          <w:rFonts w:ascii="Times New Roman" w:hAnsi="Times New Roman" w:cs="Times New Roman"/>
-          <w:sz w:val="28"/>
-          <w:szCs w:val="28"/>
-        </w:rPr>
-        <w:t>Стало</w:t>
-      </w:r>
-      <w:r>
-        <w:rPr>
-          <w:rFonts w:ascii="Times New Roman" w:hAnsi="Times New Roman" w:cs="Times New Roman"/>
-          <w:sz w:val="28"/>
-          <w:szCs w:val="28"/>
-          <w:lang w:val="en-US"/>
-        </w:rPr>
         <w:t xml:space="preserve">: </w:t>
       </w:r>
       <w:r>
@@ -1687,10 +1572,10 @@
           <w:noProof/>
         </w:rPr>
         <w:drawing>
-          <wp:inline distT="0" distB="0" distL="0" distR="0" wp14:anchorId="725994C4" wp14:editId="71AD21E7">
-            <wp:extent cx="2209800" cy="790575"/>
-            <wp:effectExtent l="0" t="0" r="0" b="9525"/>
-            <wp:docPr id="8" name="Рисунок 8"/>
+          <wp:inline distT="0" distB="0" distL="0" distR="0" wp14:anchorId="42FA5ED8" wp14:editId="1A1564D4">
+            <wp:extent cx="1057275" cy="800100"/>
+            <wp:effectExtent l="0" t="0" r="9525" b="0"/>
+            <wp:docPr id="6" name="Рисунок 6"/>
             <wp:cNvGraphicFramePr>
               <a:graphicFrameLocks xmlns:a="http://schemas.openxmlformats.org/drawingml/2006/main" noChangeAspect="1"/>
             </wp:cNvGraphicFramePr>
@@ -1710,7 +1595,7 @@
                   <pic:spPr>
                     <a:xfrm>
                       <a:off x="0" y="0"/>
-                      <a:ext cx="2209800" cy="790575"/>
+                      <a:ext cx="1057275" cy="800100"/>
                     </a:xfrm>
                     <a:prstGeom prst="rect">
                       <a:avLst/>
@@ -1725,41 +1610,39 @@
     </w:p>
     <w:p>
       <w:pPr>
+        <w:ind w:left="360"/>
+        <w:rPr>
+          <w:rFonts w:ascii="Times New Roman" w:hAnsi="Times New Roman" w:cs="Times New Roman"/>
+          <w:sz w:val="28"/>
+          <w:szCs w:val="28"/>
+        </w:rPr>
+      </w:pPr>
+      <w:r>
+        <w:rPr>
+          <w:rFonts w:ascii="Times New Roman" w:hAnsi="Times New Roman" w:cs="Times New Roman"/>
+          <w:sz w:val="28"/>
+          <w:szCs w:val="28"/>
+        </w:rPr>
+        <w:t>Было</w:t>
+      </w:r>
+      <w:r>
         <w:rPr>
           <w:rFonts w:ascii="Times New Roman" w:hAnsi="Times New Roman" w:cs="Times New Roman"/>
           <w:sz w:val="28"/>
           <w:szCs w:val="28"/>
           <w:lang w:val="en-US"/>
         </w:rPr>
-      </w:pPr>
-      <w:r>
-        <w:rPr>
-          <w:rFonts w:ascii="Times New Roman" w:hAnsi="Times New Roman" w:cs="Times New Roman"/>
-          <w:sz w:val="28"/>
-          <w:szCs w:val="28"/>
-          <w:lang w:val="en-US"/>
-        </w:rPr>
-        <w:t>Github:</w:t>
-      </w:r>
-    </w:p>
-    <w:p>
-      <w:pPr>
-        <w:rPr>
-          <w:rFonts w:ascii="Times New Roman" w:hAnsi="Times New Roman" w:cs="Times New Roman"/>
-          <w:sz w:val="28"/>
-          <w:szCs w:val="28"/>
-          <w:lang w:val="en-US"/>
-        </w:rPr>
-      </w:pPr>
+        <w:t xml:space="preserve">: </w:t>
+      </w:r>
       <w:r>
         <w:rPr>
           <w:noProof/>
         </w:rPr>
         <w:drawing>
-          <wp:inline distT="0" distB="0" distL="0" distR="0" wp14:anchorId="16152549" wp14:editId="74EB3901">
-            <wp:extent cx="5940425" cy="2310130"/>
-            <wp:effectExtent l="0" t="0" r="3175" b="0"/>
-            <wp:docPr id="3" name="Рисунок 3"/>
+          <wp:inline distT="0" distB="0" distL="0" distR="0" wp14:anchorId="55CA0FCF" wp14:editId="43CD642C">
+            <wp:extent cx="2047875" cy="800100"/>
+            <wp:effectExtent l="0" t="0" r="9525" b="0"/>
+            <wp:docPr id="7" name="Рисунок 7"/>
             <wp:cNvGraphicFramePr>
               <a:graphicFrameLocks xmlns:a="http://schemas.openxmlformats.org/drawingml/2006/main" noChangeAspect="1"/>
             </wp:cNvGraphicFramePr>
@@ -1779,6 +1662,152 @@
                   <pic:spPr>
                     <a:xfrm>
                       <a:off x="0" y="0"/>
+                      <a:ext cx="2047875" cy="800100"/>
+                    </a:xfrm>
+                    <a:prstGeom prst="rect">
+                      <a:avLst/>
+                    </a:prstGeom>
+                  </pic:spPr>
+                </pic:pic>
+              </a:graphicData>
+            </a:graphic>
+          </wp:inline>
+        </w:drawing>
+      </w:r>
+      <w:r>
+        <w:rPr>
+          <w:rFonts w:ascii="Times New Roman" w:hAnsi="Times New Roman" w:cs="Times New Roman"/>
+          <w:sz w:val="28"/>
+          <w:szCs w:val="28"/>
+          <w:lang w:val="en-US"/>
+        </w:rPr>
+        <w:t xml:space="preserve"> </w:t>
+      </w:r>
+      <w:r>
+        <w:rPr>
+          <w:rFonts w:ascii="Times New Roman" w:hAnsi="Times New Roman" w:cs="Times New Roman"/>
+          <w:sz w:val="28"/>
+          <w:szCs w:val="28"/>
+        </w:rPr>
+        <w:t>Стало</w:t>
+      </w:r>
+      <w:r>
+        <w:rPr>
+          <w:rFonts w:ascii="Times New Roman" w:hAnsi="Times New Roman" w:cs="Times New Roman"/>
+          <w:sz w:val="28"/>
+          <w:szCs w:val="28"/>
+          <w:lang w:val="en-US"/>
+        </w:rPr>
+        <w:t xml:space="preserve">: </w:t>
+      </w:r>
+      <w:r>
+        <w:rPr>
+          <w:noProof/>
+        </w:rPr>
+        <w:drawing>
+          <wp:inline distT="0" distB="0" distL="0" distR="0" wp14:anchorId="725994C4" wp14:editId="71AD21E7">
+            <wp:extent cx="2209800" cy="790575"/>
+            <wp:effectExtent l="0" t="0" r="0" b="9525"/>
+            <wp:docPr id="8" name="Рисунок 8"/>
+            <wp:cNvGraphicFramePr>
+              <a:graphicFrameLocks xmlns:a="http://schemas.openxmlformats.org/drawingml/2006/main" noChangeAspect="1"/>
+            </wp:cNvGraphicFramePr>
+            <a:graphic xmlns:a="http://schemas.openxmlformats.org/drawingml/2006/main">
+              <a:graphicData uri="http://schemas.openxmlformats.org/drawingml/2006/picture">
+                <pic:pic xmlns:pic="http://schemas.openxmlformats.org/drawingml/2006/picture">
+                  <pic:nvPicPr>
+                    <pic:cNvPr id="1" name=""/>
+                    <pic:cNvPicPr/>
+                  </pic:nvPicPr>
+                  <pic:blipFill>
+                    <a:blip r:embed="rId18"/>
+                    <a:stretch>
+                      <a:fillRect/>
+                    </a:stretch>
+                  </pic:blipFill>
+                  <pic:spPr>
+                    <a:xfrm>
+                      <a:off x="0" y="0"/>
+                      <a:ext cx="2209800" cy="790575"/>
+                    </a:xfrm>
+                    <a:prstGeom prst="rect">
+                      <a:avLst/>
+                    </a:prstGeom>
+                  </pic:spPr>
+                </pic:pic>
+              </a:graphicData>
+            </a:graphic>
+          </wp:inline>
+        </w:drawing>
+      </w:r>
+    </w:p>
+    <w:p>
+      <w:pPr>
+        <w:rPr>
+          <w:rFonts w:ascii="Times New Roman" w:hAnsi="Times New Roman" w:cs="Times New Roman"/>
+          <w:sz w:val="28"/>
+          <w:szCs w:val="28"/>
+          <w:lang w:val="en-US"/>
+        </w:rPr>
+      </w:pPr>
+      <w:proofErr w:type="spellStart"/>
+      <w:r>
+        <w:rPr>
+          <w:rFonts w:ascii="Times New Roman" w:hAnsi="Times New Roman" w:cs="Times New Roman"/>
+          <w:sz w:val="28"/>
+          <w:szCs w:val="28"/>
+          <w:lang w:val="en-US"/>
+        </w:rPr>
+        <w:t>Github</w:t>
+      </w:r>
+      <w:proofErr w:type="spellEnd"/>
+      <w:r>
+        <w:rPr>
+          <w:rFonts w:ascii="Times New Roman" w:hAnsi="Times New Roman" w:cs="Times New Roman"/>
+          <w:sz w:val="28"/>
+          <w:szCs w:val="28"/>
+          <w:lang w:val="en-US"/>
+        </w:rPr>
+        <w:t>:</w:t>
+      </w:r>
+    </w:p>
+    <w:p>
+      <w:pPr>
+        <w:rPr>
+          <w:rFonts w:ascii="Times New Roman" w:hAnsi="Times New Roman" w:cs="Times New Roman"/>
+          <w:sz w:val="28"/>
+          <w:szCs w:val="28"/>
+          <w:lang w:val="en-US"/>
+        </w:rPr>
+      </w:pPr>
+      <w:r>
+        <w:rPr>
+          <w:noProof/>
+        </w:rPr>
+        <w:drawing>
+          <wp:inline distT="0" distB="0" distL="0" distR="0" wp14:anchorId="16152549" wp14:editId="74EB3901">
+            <wp:extent cx="5940425" cy="2310130"/>
+            <wp:effectExtent l="0" t="0" r="3175" b="0"/>
+            <wp:docPr id="3" name="Рисунок 3"/>
+            <wp:cNvGraphicFramePr>
+              <a:graphicFrameLocks xmlns:a="http://schemas.openxmlformats.org/drawingml/2006/main" noChangeAspect="1"/>
+            </wp:cNvGraphicFramePr>
+            <a:graphic xmlns:a="http://schemas.openxmlformats.org/drawingml/2006/main">
+              <a:graphicData uri="http://schemas.openxmlformats.org/drawingml/2006/picture">
+                <pic:pic xmlns:pic="http://schemas.openxmlformats.org/drawingml/2006/picture">
+                  <pic:nvPicPr>
+                    <pic:cNvPr id="1" name=""/>
+                    <pic:cNvPicPr/>
+                  </pic:nvPicPr>
+                  <pic:blipFill>
+                    <a:blip r:embed="rId19"/>
+                    <a:stretch>
+                      <a:fillRect/>
+                    </a:stretch>
+                  </pic:blipFill>
+                  <pic:spPr>
+                    <a:xfrm>
+                      <a:off x="0" y="0"/>
                       <a:ext cx="5940425" cy="2310130"/>
                     </a:xfrm>
                     <a:prstGeom prst="rect">
@@ -1793,13 +1822,107 @@
       </w:r>
     </w:p>
     <w:sectPr>
+      <w:footerReference w:type="default" r:id="rId20"/>
       <w:pgSz w:w="11906" w:h="16838"/>
       <w:pgMar w:top="1134" w:right="850" w:bottom="1134" w:left="1701" w:header="708" w:footer="708" w:gutter="0"/>
       <w:cols w:space="708"/>
+      <w:titlePg/>
       <w:docGrid w:linePitch="360"/>
     </w:sectPr>
   </w:body>
 </w:document>
+</file>
+
+<file path=word/endnotes.xml><?xml version="1.0" encoding="utf-8"?>
+<w:endnotes xmlns:wpc="http://schemas.microsoft.com/office/word/2010/wordprocessingCanvas" xmlns:cx="http://schemas.microsoft.com/office/drawing/2014/chartex" xmlns:cx1="http://schemas.microsoft.com/office/drawing/2015/9/8/chartex" xmlns:cx2="http://schemas.microsoft.com/office/drawing/2015/10/21/chartex" xmlns:cx3="http://schemas.microsoft.com/office/drawing/2016/5/9/chartex" xmlns:cx4="http://schemas.microsoft.com/office/drawing/2016/5/10/chartex" xmlns:cx5="http://schemas.microsoft.com/office/drawing/2016/5/11/chartex" xmlns:cx6="http://schemas.microsoft.com/office/drawing/2016/5/12/chartex" xmlns:cx7="http://schemas.microsoft.com/office/drawing/2016/5/13/chartex" xmlns:cx8="http://schemas.microsoft.com/office/drawing/2016/5/14/chartex" xmlns:mc="http://schemas.openxmlformats.org/markup-compatibility/2006" xmlns:aink="http://schemas.microsoft.com/office/drawing/2016/ink" xmlns:am3d="http://schemas.microsoft.com/office/drawing/2017/model3d" xmlns:o="urn:schemas-microsoft-com:office:office" xmlns:r="http://schemas.openxmlformats.org/officeDocument/2006/relationships" xmlns:m="http://schemas.openxmlformats.org/officeDocument/2006/math" xmlns:v="urn:schemas-microsoft-com:vml" xmlns:wp14="http://schemas.microsoft.com/office/word/2010/wordprocessingDrawing" xmlns:wp="http://schemas.openxmlformats.org/drawingml/2006/wordprocessingDrawing" xmlns:w10="urn:schemas-microsoft-com:office:word" xmlns:w="http://schemas.openxmlformats.org/wordprocessingml/2006/main" xmlns:w14="http://schemas.microsoft.com/office/word/2010/wordml" xmlns:w15="http://schemas.microsoft.com/office/word/2012/wordml" xmlns:w16cex="http://schemas.microsoft.com/office/word/2018/wordml/cex" xmlns:w16cid="http://schemas.microsoft.com/office/word/2016/wordml/cid" xmlns:w16="http://schemas.microsoft.com/office/word/2018/wordml" xmlns:w16sdtdh="http://schemas.microsoft.com/office/word/2020/wordml/sdtdatahash" xmlns:w16se="http://schemas.microsoft.com/office/word/2015/wordml/symex" xmlns:wpg="http://schemas.microsoft.com/office/word/2010/wordprocessingGroup" xmlns:wpi="http://schemas.microsoft.com/office/word/2010/wordprocessingInk" xmlns:wne="http://schemas.microsoft.com/office/word/2006/wordml" xmlns:wps="http://schemas.microsoft.com/office/word/2010/wordprocessingShape" mc:Ignorable="w14 w15 w16se w16cid w16 w16cex w16sdtdh wp14">
+  <w:endnote w:type="separator" w:id="-1">
+    <w:p>
+      <w:pPr>
+        <w:spacing w:after="0" w:line="240" w:lineRule="auto"/>
+      </w:pPr>
+      <w:r>
+        <w:separator/>
+      </w:r>
+    </w:p>
+  </w:endnote>
+  <w:endnote w:type="continuationSeparator" w:id="0">
+    <w:p>
+      <w:pPr>
+        <w:spacing w:after="0" w:line="240" w:lineRule="auto"/>
+      </w:pPr>
+      <w:r>
+        <w:continuationSeparator/>
+      </w:r>
+    </w:p>
+  </w:endnote>
+</w:endnotes>
+</file>
+
+<file path=word/footer1.xml><?xml version="1.0" encoding="utf-8"?>
+<w:ftr xmlns:wpc="http://schemas.microsoft.com/office/word/2010/wordprocessingCanvas" xmlns:cx="http://schemas.microsoft.com/office/drawing/2014/chartex" xmlns:cx1="http://schemas.microsoft.com/office/drawing/2015/9/8/chartex" xmlns:cx2="http://schemas.microsoft.com/office/drawing/2015/10/21/chartex" xmlns:cx3="http://schemas.microsoft.com/office/drawing/2016/5/9/chartex" xmlns:cx4="http://schemas.microsoft.com/office/drawing/2016/5/10/chartex" xmlns:cx5="http://schemas.microsoft.com/office/drawing/2016/5/11/chartex" xmlns:cx6="http://schemas.microsoft.com/office/drawing/2016/5/12/chartex" xmlns:cx7="http://schemas.microsoft.com/office/drawing/2016/5/13/chartex" xmlns:cx8="http://schemas.microsoft.com/office/drawing/2016/5/14/chartex" xmlns:mc="http://schemas.openxmlformats.org/markup-compatibility/2006" xmlns:aink="http://schemas.microsoft.com/office/drawing/2016/ink" xmlns:am3d="http://schemas.microsoft.com/office/drawing/2017/model3d" xmlns:o="urn:schemas-microsoft-com:office:office" xmlns:r="http://schemas.openxmlformats.org/officeDocument/2006/relationships" xmlns:m="http://schemas.openxmlformats.org/officeDocument/2006/math" xmlns:v="urn:schemas-microsoft-com:vml" xmlns:wp14="http://schemas.microsoft.com/office/word/2010/wordprocessingDrawing" xmlns:wp="http://schemas.openxmlformats.org/drawingml/2006/wordprocessingDrawing" xmlns:w10="urn:schemas-microsoft-com:office:word" xmlns:w="http://schemas.openxmlformats.org/wordprocessingml/2006/main" xmlns:w14="http://schemas.microsoft.com/office/word/2010/wordml" xmlns:w15="http://schemas.microsoft.com/office/word/2012/wordml" xmlns:w16cex="http://schemas.microsoft.com/office/word/2018/wordml/cex" xmlns:w16cid="http://schemas.microsoft.com/office/word/2016/wordml/cid" xmlns:w16="http://schemas.microsoft.com/office/word/2018/wordml" xmlns:w16sdtdh="http://schemas.microsoft.com/office/word/2020/wordml/sdtdatahash" xmlns:w16se="http://schemas.microsoft.com/office/word/2015/wordml/symex" xmlns:wpg="http://schemas.microsoft.com/office/word/2010/wordprocessingGroup" xmlns:wpi="http://schemas.microsoft.com/office/word/2010/wordprocessingInk" xmlns:wne="http://schemas.microsoft.com/office/word/2006/wordml" xmlns:wps="http://schemas.microsoft.com/office/word/2010/wordprocessingShape" mc:Ignorable="w14 w15 w16se w16cid w16 w16cex w16sdtdh wp14">
+  <w:sdt>
+    <w:sdtPr>
+      <w:id w:val="575480704"/>
+      <w:docPartObj>
+        <w:docPartGallery w:val="Page Numbers (Bottom of Page)"/>
+        <w:docPartUnique/>
+      </w:docPartObj>
+    </w:sdtPr>
+    <w:sdtContent>
+      <w:p>
+        <w:pPr>
+          <w:pStyle w:val="a6"/>
+          <w:jc w:val="right"/>
+        </w:pPr>
+        <w:r>
+          <w:fldChar w:fldCharType="begin"/>
+        </w:r>
+        <w:r>
+          <w:instrText>PAGE   \* MERGEFORMAT</w:instrText>
+        </w:r>
+        <w:r>
+          <w:fldChar w:fldCharType="separate"/>
+        </w:r>
+        <w:r>
+          <w:t>2</w:t>
+        </w:r>
+        <w:r>
+          <w:fldChar w:fldCharType="end"/>
+        </w:r>
+      </w:p>
+    </w:sdtContent>
+  </w:sdt>
+  <w:p>
+    <w:pPr>
+      <w:pStyle w:val="a6"/>
+    </w:pPr>
+  </w:p>
+</w:ftr>
+</file>
+
+<file path=word/footnotes.xml><?xml version="1.0" encoding="utf-8"?>
+<w:footnotes xmlns:wpc="http://schemas.microsoft.com/office/word/2010/wordprocessingCanvas" xmlns:cx="http://schemas.microsoft.com/office/drawing/2014/chartex" xmlns:cx1="http://schemas.microsoft.com/office/drawing/2015/9/8/chartex" xmlns:cx2="http://schemas.microsoft.com/office/drawing/2015/10/21/chartex" xmlns:cx3="http://schemas.microsoft.com/office/drawing/2016/5/9/chartex" xmlns:cx4="http://schemas.microsoft.com/office/drawing/2016/5/10/chartex" xmlns:cx5="http://schemas.microsoft.com/office/drawing/2016/5/11/chartex" xmlns:cx6="http://schemas.microsoft.com/office/drawing/2016/5/12/chartex" xmlns:cx7="http://schemas.microsoft.com/office/drawing/2016/5/13/chartex" xmlns:cx8="http://schemas.microsoft.com/office/drawing/2016/5/14/chartex" xmlns:mc="http://schemas.openxmlformats.org/markup-compatibility/2006" xmlns:aink="http://schemas.microsoft.com/office/drawing/2016/ink" xmlns:am3d="http://schemas.microsoft.com/office/drawing/2017/model3d" xmlns:o="urn:schemas-microsoft-com:office:office" xmlns:r="http://schemas.openxmlformats.org/officeDocument/2006/relationships" xmlns:m="http://schemas.openxmlformats.org/officeDocument/2006/math" xmlns:v="urn:schemas-microsoft-com:vml" xmlns:wp14="http://schemas.microsoft.com/office/word/2010/wordprocessingDrawing" xmlns:wp="http://schemas.openxmlformats.org/drawingml/2006/wordprocessingDrawing" xmlns:w10="urn:schemas-microsoft-com:office:word" xmlns:w="http://schemas.openxmlformats.org/wordprocessingml/2006/main" xmlns:w14="http://schemas.microsoft.com/office/word/2010/wordml" xmlns:w15="http://schemas.microsoft.com/office/word/2012/wordml" xmlns:w16cex="http://schemas.microsoft.com/office/word/2018/wordml/cex" xmlns:w16cid="http://schemas.microsoft.com/office/word/2016/wordml/cid" xmlns:w16="http://schemas.microsoft.com/office/word/2018/wordml" xmlns:w16sdtdh="http://schemas.microsoft.com/office/word/2020/wordml/sdtdatahash" xmlns:w16se="http://schemas.microsoft.com/office/word/2015/wordml/symex" xmlns:wpg="http://schemas.microsoft.com/office/word/2010/wordprocessingGroup" xmlns:wpi="http://schemas.microsoft.com/office/word/2010/wordprocessingInk" xmlns:wne="http://schemas.microsoft.com/office/word/2006/wordml" xmlns:wps="http://schemas.microsoft.com/office/word/2010/wordprocessingShape" mc:Ignorable="w14 w15 w16se w16cid w16 w16cex w16sdtdh wp14">
+  <w:footnote w:type="separator" w:id="-1">
+    <w:p>
+      <w:pPr>
+        <w:spacing w:after="0" w:line="240" w:lineRule="auto"/>
+      </w:pPr>
+      <w:r>
+        <w:separator/>
+      </w:r>
+    </w:p>
+  </w:footnote>
+  <w:footnote w:type="continuationSeparator" w:id="0">
+    <w:p>
+      <w:pPr>
+        <w:spacing w:after="0" w:line="240" w:lineRule="auto"/>
+      </w:pPr>
+      <w:r>
+        <w:continuationSeparator/>
+      </w:r>
+    </w:p>
+  </w:footnote>
+</w:footnotes>
 </file>
 
 <file path=word/numbering.xml><?xml version="1.0" encoding="utf-8"?>
@@ -2523,6 +2646,50 @@
       <w:contextualSpacing/>
     </w:pPr>
   </w:style>
+  <w:style w:type="paragraph" w:styleId="a4">
+    <w:name w:val="header"/>
+    <w:basedOn w:val="a"/>
+    <w:link w:val="a5"/>
+    <w:uiPriority w:val="99"/>
+    <w:unhideWhenUsed/>
+    <w:rsid w:val="00111AD6"/>
+    <w:pPr>
+      <w:tabs>
+        <w:tab w:val="center" w:pos="4677"/>
+        <w:tab w:val="right" w:pos="9355"/>
+      </w:tabs>
+      <w:spacing w:after="0" w:line="240" w:lineRule="auto"/>
+    </w:pPr>
+  </w:style>
+  <w:style w:type="character" w:customStyle="1" w:styleId="a5">
+    <w:name w:val="Верхний колонтитул Знак"/>
+    <w:basedOn w:val="a0"/>
+    <w:link w:val="a4"/>
+    <w:uiPriority w:val="99"/>
+    <w:rsid w:val="00111AD6"/>
+  </w:style>
+  <w:style w:type="paragraph" w:styleId="a6">
+    <w:name w:val="footer"/>
+    <w:basedOn w:val="a"/>
+    <w:link w:val="a7"/>
+    <w:uiPriority w:val="99"/>
+    <w:unhideWhenUsed/>
+    <w:rsid w:val="00111AD6"/>
+    <w:pPr>
+      <w:tabs>
+        <w:tab w:val="center" w:pos="4677"/>
+        <w:tab w:val="right" w:pos="9355"/>
+      </w:tabs>
+      <w:spacing w:after="0" w:line="240" w:lineRule="auto"/>
+    </w:pPr>
+  </w:style>
+  <w:style w:type="character" w:customStyle="1" w:styleId="a7">
+    <w:name w:val="Нижний колонтитул Знак"/>
+    <w:basedOn w:val="a0"/>
+    <w:link w:val="a6"/>
+    <w:uiPriority w:val="99"/>
+    <w:rsid w:val="00111AD6"/>
+  </w:style>
 </w:styles>
 </file>
 
